--- a/docs/NeuroMotion-AI-Documentation.docx
+++ b/docs/NeuroMotion-AI-Documentation.docx
@@ -13762,7 +13762,7 @@
           <w:sz w:val="30"/>
           <w:szCs w:val="30"/>
         </w:rPr>
-        <w:t xml:space="preserve">12. Dashboard สำหรับผู้ดูแลระบบ (แนวคิด)</w:t>
+        <w:t xml:space="preserve">12. มุมมองสำหรับบุคลากรทางการแพทย์</w:t>
       </w:r>
     </w:p>
     <w:tbl>
@@ -13819,7 +13819,7 @@
                 <w:sz w:val="19"/>
                 <w:szCs w:val="19"/>
               </w:rPr>
-              <w:t xml:space="preserve">หัวข้อนี้เป็นแนวคิดและแบบร่างการออกแบบ ยังไม่ได้พัฒนาเป็นระบบใช้งานจริง นำเสนอเพื่อแสดงทิศทางการต่อยอด ส่วนที่พัฒนาแล้วและใช้งานได้จริงคือแอปฝั่งผู้ใช้ทั้งหมดตามหัวข้อ 1–11</w:t>
+              <w:t xml:space="preserve">ทำเสร็จแล้วและกดใช้ได้จริง เปิดที่ /clinic รองรับทั้งเดสก์ท็อปและมือถือ · สิ่งที่ยังไม่ได้ทำคือฐานข้อมูลส่วนกลางและระบบบัญชีบุคลากร ระบบนี้อ่านข้อมูลจำลองในเครื่อง จึงยังไม่ใช่ระบบที่พร้อมใช้กับผู้ป่วยจริง</w:t>
             </w:r>
           </w:p>
         </w:tc>
@@ -13869,7 +13869,7 @@
       <w:r>
         <w:drawing>
           <wp:inline distT="0" distB="0" distL="0" distR="0">
-            <wp:extent cx="6096000" cy="3952875"/>
+            <wp:extent cx="5905500" cy="4152900"/>
             <wp:effectExtent t="0" r="0" b="0" l="0"/>
             <wp:docPr id="1" name="" descr="" title=""/>
             <wp:cNvGraphicFramePr>
@@ -13894,7 +13894,7 @@
                   <pic:spPr bwMode="auto">
                     <a:xfrm>
                       <a:off x="0" y="0"/>
-                      <a:ext cx="6096000" cy="3952875"/>
+                      <a:ext cx="5905500" cy="4152900"/>
                     </a:xfrm>
                     <a:prstGeom prst="rect">
                       <a:avLst/>
@@ -13921,7 +13921,7 @@
           <w:sz w:val="17"/>
           <w:szCs w:val="17"/>
         </w:rPr>
-        <w:t xml:space="preserve">แบบร่าง Dashboard สำหรับผู้ดูแลระบบ (แนวคิด — ยังไม่ได้พัฒนา)</w:t>
+        <w:t xml:space="preserve">มุมมองบุคลากรบนเดสก์ท็อป — ภาพจากระบบจริง ข้อมูลในภาพเป็นข้อมูลจำลอง</w:t>
       </w:r>
     </w:p>
     <w:p>
